--- a/06-学生侧材料/讲义/5-无机化学/氢与卤素-超级充实版（自学完整）.docx
+++ b/06-学生侧材料/讲义/5-无机化学/氢与卤素-超级充实版（自学完整）.docx
@@ -42019,7 +42019,7 @@
     <ns0:name ns0:val="Verbatim Char"/>
     <ns0:basedOn ns0:val="BodyTextChar"/>
     <ns0:rPr>
-      <ns0:rFonts ns0:ascii="SimSun" ns0:hAnsi="SimSun" ns0:eastAsia="SimSun" ns0:cs="SimSun"/>
+      <ns0:rFonts ns0:ascii="SimSun" ns0:cs="SimSun" ns0:eastAsia="SimSun" ns0:hAnsi="SimSun"/>
       <ns0:b ns0:val="0"/>
       <ns0:sz ns0:val="20"/>
     </ns0:rPr>
@@ -42089,7 +42089,7 @@
       <w:wordWrap w:val="off"/>
     </w:pPr>
     <ns0:rPr>
-      <w:rFonts w:ascii="SimSun" w:hAnsi="SimSun" w:eastAsia="SimSun" w:cs="SimSun"/>
+      <w:rFonts ns0:ascii="SimSun" ns0:hAnsi="SimSun" ns0:eastAsia="SimSun" ns0:cs="SimSun"/>
     </ns0:rPr>
   </w:style>
   <w:style w:type="character" w:customStyle="1" w:styleId="KeywordTok">

--- a/06-学生侧材料/讲义/5-无机化学/氢与卤素-超级充实版（自学完整）.docx
+++ b/06-学生侧材料/讲义/5-无机化学/氢与卤素-超级充实版（自学完整）.docx
@@ -42,13 +42,43 @@
     <w:p>
       <w:pPr>
         <w:pStyle w:val="Heading2"/>
-        <w:spacing w:after="120" w:before="280"/>
+        <w:spacing w:before="280" w:after="120"/>
       </w:pPr>
       <w:r>
         <w:rPr>
           <w:rFonts w:hint="eastAsia" w:ascii="Times New Roman" w:hAnsi="Times New Roman" w:eastAsia="SimHei" w:cs="Times New Roman"/>
         </w:rPr>
         <w:t xml:space="preserve">学习目标</w:t>
+      </w:r>
+    </w:p>
+    <w:p>
+      <w:pPr>
+        <w:pStyle w:val="BlockText"/>
+        <w:spacing w:after="80"/>
+      </w:pPr>
+      <w:r>
+        <w:rPr>
+          <w:rFonts w:hint="eastAsia" w:ascii="Times New Roman" w:hAnsi="Times New Roman" w:eastAsia="FangSong" w:cs="Times New Roman"/>
+        </w:rPr>
+        <w:t>对齐考纲</w:t>
+      </w:r>
+      <w:r>
+        <w:rPr>
+          <w:rFonts w:hint="eastAsia" w:ascii="Times New Roman" w:hAnsi="Times New Roman" w:eastAsia="Times New Roman" w:cs="Times New Roman"/>
+        </w:rPr>
+        <w:t>：§13</w:t>
+      </w:r>
+      <w:r>
+        <w:rPr>
+          <w:rFonts w:ascii="Times New Roman" w:hAnsi="Times New Roman" w:eastAsia="Times New Roman" w:cs="Times New Roman"/>
+        </w:rPr>
+        <w:t xml:space="preserve"> </w:t>
+      </w:r>
+      <w:r>
+        <w:rPr>
+          <w:rFonts w:hint="eastAsia" w:ascii="Times New Roman" w:hAnsi="Times New Roman" w:eastAsia="FangSong" w:cs="Times New Roman"/>
+        </w:rPr>
+        <w:t xml:space="preserve">元素化学</w:t>
       </w:r>
     </w:p>
     <w:tbl>
@@ -78,7 +108,7 @@
                 <w:rFonts w:hint="eastAsia" w:ascii="Times New Roman" w:hAnsi="Times New Roman" w:eastAsia="SimHei" w:cs="Times New Roman"/>
                 <w:b/>
               </w:rPr>
-              <w:t xml:space="preserve">模块</w:t>
+              <w:t xml:space="preserve">考纲条目</w:t>
             </w:r>
           </w:p>
         </w:tc>
@@ -94,7 +124,7 @@
                 <w:rFonts w:hint="eastAsia" w:ascii="Times New Roman" w:hAnsi="Times New Roman" w:eastAsia="SimHei" w:cs="Times New Roman"/>
                 <w:b/>
               </w:rPr>
-              <w:t xml:space="preserve">核心能力</w:t>
+              <w:t xml:space="preserve">学完本讲你应能</w:t>
             </w:r>
           </w:p>
         </w:tc>
@@ -109,9 +139,27 @@
             </w:pPr>
             <w:r>
               <w:rPr>
-                <w:rFonts w:hint="eastAsia" w:ascii="Times New Roman" w:hAnsi="Times New Roman" w:eastAsia="FangSong" w:cs="Times New Roman"/>
-              </w:rPr>
-              <w:t xml:space="preserve">氢的成键</w:t>
+                <w:rFonts w:ascii="Times New Roman" w:hAnsi="Times New Roman" w:eastAsia="Times New Roman" w:cs="Times New Roman"/>
+              </w:rPr>
+              <w:t xml:space="preserve">§13 </w:t>
+            </w:r>
+            <w:r>
+              <w:rPr>
+                <w:rFonts w:hint="eastAsia" w:ascii="Times New Roman" w:hAnsi="Times New Roman" w:eastAsia="FangSong" w:cs="Times New Roman"/>
+              </w:rPr>
+              <w:t xml:space="preserve">元素化学</w:t>
+            </w:r>
+            <w:r>
+              <w:rPr>
+                <w:rFonts w:ascii="Times New Roman" w:hAnsi="Times New Roman" w:eastAsia="Times New Roman" w:cs="Times New Roman"/>
+              </w:rPr>
+              <w:t xml:space="preserve"> · </w:t>
+            </w:r>
+            <w:r>
+              <w:rPr>
+                <w:rFonts w:hint="eastAsia" w:ascii="Times New Roman" w:hAnsi="Times New Roman" w:eastAsia="FangSong" w:cs="Times New Roman"/>
+              </w:rPr>
+              <w:t xml:space="preserve">氢的成键与氢化物分类</w:t>
             </w:r>
           </w:p>
         </w:tc>
@@ -251,9 +299,27 @@
             </w:pPr>
             <w:r>
               <w:rPr>
-                <w:rFonts w:hint="eastAsia" w:ascii="Times New Roman" w:hAnsi="Times New Roman" w:eastAsia="FangSong" w:cs="Times New Roman"/>
-              </w:rPr>
-              <w:t xml:space="preserve">卤素通性</w:t>
+                <w:rFonts w:ascii="Times New Roman" w:hAnsi="Times New Roman" w:eastAsia="Times New Roman" w:cs="Times New Roman"/>
+              </w:rPr>
+              <w:t xml:space="preserve">§13 </w:t>
+            </w:r>
+            <w:r>
+              <w:rPr>
+                <w:rFonts w:hint="eastAsia" w:ascii="Times New Roman" w:hAnsi="Times New Roman" w:eastAsia="FangSong" w:cs="Times New Roman"/>
+              </w:rPr>
+              <w:t xml:space="preserve">元素化学</w:t>
+            </w:r>
+            <w:r>
+              <w:rPr>
+                <w:rFonts w:ascii="Times New Roman" w:hAnsi="Times New Roman" w:eastAsia="Times New Roman" w:cs="Times New Roman"/>
+              </w:rPr>
+              <w:t xml:space="preserve"> · </w:t>
+            </w:r>
+            <w:r>
+              <w:rPr>
+                <w:rFonts w:hint="eastAsia" w:ascii="Times New Roman" w:hAnsi="Times New Roman" w:eastAsia="FangSong" w:cs="Times New Roman"/>
+              </w:rPr>
+              <w:t xml:space="preserve">卤素单质性质递变</w:t>
             </w:r>
           </w:p>
         </w:tc>
@@ -368,9 +434,27 @@
             </w:pPr>
             <w:r>
               <w:rPr>
-                <w:rFonts w:hint="eastAsia" w:ascii="Times New Roman" w:hAnsi="Times New Roman" w:eastAsia="FangSong" w:cs="Times New Roman"/>
-              </w:rPr>
-              <w:t xml:space="preserve">制备方法</w:t>
+                <w:rFonts w:ascii="Times New Roman" w:hAnsi="Times New Roman" w:eastAsia="Times New Roman" w:cs="Times New Roman"/>
+              </w:rPr>
+              <w:t xml:space="preserve">§13 </w:t>
+            </w:r>
+            <w:r>
+              <w:rPr>
+                <w:rFonts w:hint="eastAsia" w:ascii="Times New Roman" w:hAnsi="Times New Roman" w:eastAsia="FangSong" w:cs="Times New Roman"/>
+              </w:rPr>
+              <w:t xml:space="preserve">元素化学</w:t>
+            </w:r>
+            <w:r>
+              <w:rPr>
+                <w:rFonts w:ascii="Times New Roman" w:hAnsi="Times New Roman" w:eastAsia="Times New Roman" w:cs="Times New Roman"/>
+              </w:rPr>
+              <w:t xml:space="preserve"> · </w:t>
+            </w:r>
+            <w:r>
+              <w:rPr>
+                <w:rFonts w:hint="eastAsia" w:ascii="Times New Roman" w:hAnsi="Times New Roman" w:eastAsia="FangSong" w:cs="Times New Roman"/>
+              </w:rPr>
+              <w:t xml:space="preserve">卤素单质制备</w:t>
             </w:r>
           </w:p>
         </w:tc>
@@ -492,9 +576,27 @@
             </w:pPr>
             <w:r>
               <w:rPr>
-                <w:rFonts w:hint="eastAsia" w:ascii="Times New Roman" w:hAnsi="Times New Roman" w:eastAsia="FangSong" w:cs="Times New Roman"/>
-              </w:rPr>
-              <w:t xml:space="preserve">卤化氢</w:t>
+                <w:rFonts w:ascii="Times New Roman" w:hAnsi="Times New Roman" w:eastAsia="Times New Roman" w:cs="Times New Roman"/>
+              </w:rPr>
+              <w:t xml:space="preserve">§13 </w:t>
+            </w:r>
+            <w:r>
+              <w:rPr>
+                <w:rFonts w:hint="eastAsia" w:ascii="Times New Roman" w:hAnsi="Times New Roman" w:eastAsia="FangSong" w:cs="Times New Roman"/>
+              </w:rPr>
+              <w:t xml:space="preserve">元素化学</w:t>
+            </w:r>
+            <w:r>
+              <w:rPr>
+                <w:rFonts w:ascii="Times New Roman" w:hAnsi="Times New Roman" w:eastAsia="Times New Roman" w:cs="Times New Roman"/>
+              </w:rPr>
+              <w:t xml:space="preserve"> · </w:t>
+            </w:r>
+            <w:r>
+              <w:rPr>
+                <w:rFonts w:hint="eastAsia" w:ascii="Times New Roman" w:hAnsi="Times New Roman" w:eastAsia="FangSong" w:cs="Times New Roman"/>
+              </w:rPr>
+              <w:t xml:space="preserve">氢化物酸性递变</w:t>
             </w:r>
           </w:p>
         </w:tc>
@@ -578,9 +680,27 @@
             </w:pPr>
             <w:r>
               <w:rPr>
-                <w:rFonts w:hint="eastAsia" w:ascii="Times New Roman" w:hAnsi="Times New Roman" w:eastAsia="FangSong" w:cs="Times New Roman"/>
-              </w:rPr>
-              <w:t xml:space="preserve">歧化判断</w:t>
+                <w:rFonts w:ascii="Times New Roman" w:hAnsi="Times New Roman" w:eastAsia="Times New Roman" w:cs="Times New Roman"/>
+              </w:rPr>
+              <w:t xml:space="preserve">§13 </w:t>
+            </w:r>
+            <w:r>
+              <w:rPr>
+                <w:rFonts w:hint="eastAsia" w:ascii="Times New Roman" w:hAnsi="Times New Roman" w:eastAsia="FangSong" w:cs="Times New Roman"/>
+              </w:rPr>
+              <w:t xml:space="preserve">元素化学</w:t>
+            </w:r>
+            <w:r>
+              <w:rPr>
+                <w:rFonts w:ascii="Times New Roman" w:hAnsi="Times New Roman" w:eastAsia="Times New Roman" w:cs="Times New Roman"/>
+              </w:rPr>
+              <w:t xml:space="preserve"> · </w:t>
+            </w:r>
+            <w:r>
+              <w:rPr>
+                <w:rFonts w:hint="eastAsia" w:ascii="Times New Roman" w:hAnsi="Times New Roman" w:eastAsia="FangSong" w:cs="Times New Roman"/>
+              </w:rPr>
+              <w:t xml:space="preserve">卤素歧化与电势图</w:t>
             </w:r>
           </w:p>
         </w:tc>
@@ -658,21 +778,27 @@
             </w:pPr>
             <w:r>
               <w:rPr>
-                <w:rFonts w:hint="eastAsia" w:ascii="Times New Roman" w:hAnsi="Times New Roman" w:eastAsia="FangSong" w:cs="Times New Roman"/>
-              </w:rPr>
-              <w:t>互化物</w:t>
-            </w:r>
-            <w:r>
-              <w:rPr>
-                <w:rFonts w:hint="eastAsia" w:ascii="Times New Roman" w:hAnsi="Times New Roman" w:eastAsia="Times New Roman" w:cs="Times New Roman"/>
-              </w:rPr>
-              <w:t>/</w:t>
-            </w:r>
-            <w:r>
-              <w:rPr>
-                <w:rFonts w:hint="eastAsia" w:ascii="Times New Roman" w:hAnsi="Times New Roman" w:eastAsia="FangSong" w:cs="Times New Roman"/>
-              </w:rPr>
-              <w:t>拟卤素</w:t>
+                <w:rFonts w:ascii="Times New Roman" w:hAnsi="Times New Roman" w:eastAsia="Times New Roman" w:cs="Times New Roman"/>
+              </w:rPr>
+              <w:t xml:space="preserve">§13 </w:t>
+            </w:r>
+            <w:r>
+              <w:rPr>
+                <w:rFonts w:hint="eastAsia" w:ascii="Times New Roman" w:hAnsi="Times New Roman" w:eastAsia="FangSong" w:cs="Times New Roman"/>
+              </w:rPr>
+              <w:t xml:space="preserve">元素化学</w:t>
+            </w:r>
+            <w:r>
+              <w:rPr>
+                <w:rFonts w:ascii="Times New Roman" w:hAnsi="Times New Roman" w:eastAsia="Times New Roman" w:cs="Times New Roman"/>
+              </w:rPr>
+              <w:t xml:space="preserve"> · </w:t>
+            </w:r>
+            <w:r>
+              <w:rPr>
+                <w:rFonts w:hint="eastAsia" w:ascii="Times New Roman" w:hAnsi="Times New Roman" w:eastAsia="FangSong" w:cs="Times New Roman"/>
+              </w:rPr>
+              <w:t xml:space="preserve">卤素互化物与拟卤素</w:t>
             </w:r>
           </w:p>
         </w:tc>
@@ -738,9 +864,27 @@
             </w:pPr>
             <w:r>
               <w:rPr>
-                <w:rFonts w:hint="eastAsia" w:ascii="Times New Roman" w:hAnsi="Times New Roman" w:eastAsia="FangSong" w:cs="Times New Roman"/>
-              </w:rPr>
-              <w:t xml:space="preserve">含氧酸</w:t>
+                <w:rFonts w:ascii="Times New Roman" w:hAnsi="Times New Roman" w:eastAsia="Times New Roman" w:cs="Times New Roman"/>
+              </w:rPr>
+              <w:t xml:space="preserve">§13 </w:t>
+            </w:r>
+            <w:r>
+              <w:rPr>
+                <w:rFonts w:hint="eastAsia" w:ascii="Times New Roman" w:hAnsi="Times New Roman" w:eastAsia="FangSong" w:cs="Times New Roman"/>
+              </w:rPr>
+              <w:t xml:space="preserve">元素化学</w:t>
+            </w:r>
+            <w:r>
+              <w:rPr>
+                <w:rFonts w:ascii="Times New Roman" w:hAnsi="Times New Roman" w:eastAsia="Times New Roman" w:cs="Times New Roman"/>
+              </w:rPr>
+              <w:t xml:space="preserve"> · </w:t>
+            </w:r>
+            <w:r>
+              <w:rPr>
+                <w:rFonts w:hint="eastAsia" w:ascii="Times New Roman" w:hAnsi="Times New Roman" w:eastAsia="FangSong" w:cs="Times New Roman"/>
+              </w:rPr>
+              <w:t xml:space="preserve">氯的含氧酸</w:t>
             </w:r>
           </w:p>
         </w:tc>
@@ -830,9 +974,39 @@
             </w:pPr>
             <w:r>
               <w:rPr>
-                <w:rFonts w:hint="eastAsia" w:ascii="Times New Roman" w:hAnsi="Times New Roman" w:eastAsia="FangSong" w:cs="Times New Roman"/>
-              </w:rPr>
-              <w:t xml:space="preserve">结构深化</w:t>
+                <w:rFonts w:ascii="Times New Roman" w:hAnsi="Times New Roman" w:eastAsia="Times New Roman" w:cs="Times New Roman"/>
+              </w:rPr>
+              <w:t xml:space="preserve">§13 </w:t>
+            </w:r>
+            <w:r>
+              <w:rPr>
+                <w:rFonts w:hint="eastAsia" w:ascii="Times New Roman" w:hAnsi="Times New Roman" w:eastAsia="FangSong" w:cs="Times New Roman"/>
+              </w:rPr>
+              <w:t xml:space="preserve">元素化学</w:t>
+            </w:r>
+            <w:r>
+              <w:rPr>
+                <w:rFonts w:ascii="Times New Roman" w:hAnsi="Times New Roman" w:eastAsia="Times New Roman" w:cs="Times New Roman"/>
+              </w:rPr>
+              <w:t xml:space="preserve"> · </w:t>
+            </w:r>
+            <w:r>
+              <w:rPr>
+                <w:rFonts w:hint="eastAsia" w:ascii="Times New Roman" w:hAnsi="Times New Roman" w:eastAsia="FangSong" w:cs="Times New Roman"/>
+              </w:rPr>
+              <w:t xml:space="preserve">多碘离子与</w:t>
+            </w:r>
+            <w:r>
+              <w:rPr>
+                <w:rFonts w:ascii="Times New Roman" w:hAnsi="Times New Roman" w:eastAsia="Times New Roman" w:cs="Times New Roman"/>
+              </w:rPr>
+              <w:t xml:space="preserve"> 3c-4e </w:t>
+            </w:r>
+            <w:r>
+              <w:rPr>
+                <w:rFonts w:hint="eastAsia" w:ascii="Times New Roman" w:hAnsi="Times New Roman" w:eastAsia="FangSong" w:cs="Times New Roman"/>
+              </w:rPr>
+              <w:t xml:space="preserve">键</w:t>
             </w:r>
           </w:p>
         </w:tc>

--- a/06-学生侧材料/讲义/5-无机化学/氢与卤素-超级充实版（自学完整）.docx
+++ b/06-学生侧材料/讲义/5-无机化学/氢与卤素-超级充实版（自学完整）.docx
@@ -16580,7 +16580,7 @@
               <w:rPr>
                 <w:rFonts w:ascii="Times New Roman" w:hAnsi="Times New Roman" w:eastAsia="Times New Roman" w:cs="Times New Roman"/>
               </w:rPr>
-              <w:t xml:space="preserve">❌ </w:t>
+              <w:t xml:space="preserve">✗ </w:t>
             </w:r>
             <w:r>
               <w:rPr>
@@ -16749,7 +16749,7 @@
               <w:rPr>
                 <w:rFonts w:ascii="Times New Roman" w:hAnsi="Times New Roman" w:eastAsia="Times New Roman" w:cs="Times New Roman"/>
               </w:rPr>
-              <w:t xml:space="preserve">❌ </w:t>
+              <w:t xml:space="preserve">✗ </w:t>
             </w:r>
             <w:r>
               <w:rPr>

--- a/06-学生侧材料/讲义/5-无机化学/氢与卤素-超级充实版（自学完整）.docx
+++ b/06-学生侧材料/讲义/5-无机化学/氢与卤素-超级充实版（自学完整）.docx
@@ -18023,7 +18023,7 @@
         <w:rPr>
           <w:rFonts w:hint="eastAsia" w:ascii="Times New Roman" w:hAnsi="Times New Roman" w:eastAsia="Times New Roman" w:cs="Times New Roman"/>
         </w:rPr>
-        <w:t>（Br</w:t>
+        <w:t>：Br</w:t>
       </w:r>
       <w:r>
         <w:rPr>
@@ -18035,37 +18035,237 @@
         <w:rPr>
           <w:rFonts w:hint="eastAsia" w:ascii="Times New Roman" w:hAnsi="Times New Roman" w:eastAsia="FangSong" w:cs="Times New Roman"/>
         </w:rPr>
-        <w:t xml:space="preserve">的</w:t>
-      </w:r>
-      <w:r>
-        <w:rPr>
-          <w:rFonts w:ascii="Times New Roman" w:hAnsi="Times New Roman" w:eastAsia="Times New Roman" w:cs="Times New Roman"/>
-        </w:rPr>
-        <w:t xml:space="preserve"> 4d </w:t>
-      </w:r>
-      <w:r>
-        <w:rPr>
-          <w:rFonts w:hint="eastAsia" w:ascii="Times New Roman" w:hAnsi="Times New Roman" w:eastAsia="FangSong" w:cs="Times New Roman"/>
-        </w:rPr>
-        <w:t xml:space="preserve">轨道参与成键减弱了</w:t>
-      </w:r>
-      <w:r>
-        <w:rPr>
-          <w:rFonts w:ascii="Times New Roman" w:hAnsi="Times New Roman" w:eastAsia="Times New Roman" w:cs="Times New Roman"/>
-        </w:rPr>
-        <w:t xml:space="preserve"> Br—O </w:t>
-      </w:r>
-      <w:r>
-        <w:rPr>
-          <w:rFonts w:hint="eastAsia" w:ascii="Times New Roman" w:hAnsi="Times New Roman" w:eastAsia="FangSong" w:cs="Times New Roman"/>
-        </w:rPr>
-        <w:t>键的稳定性</w:t>
-      </w:r>
-      <w:r>
-        <w:rPr>
-          <w:rFonts w:hint="eastAsia" w:ascii="Times New Roman" w:hAnsi="Times New Roman" w:eastAsia="Times New Roman" w:cs="Times New Roman"/>
-        </w:rPr>
-        <w:t>）</w:t>
+        <w:t xml:space="preserve">的原子半径明显大于</w:t>
+      </w:r>
+      <w:r>
+        <w:rPr>
+          <w:rFonts w:ascii="Times New Roman" w:hAnsi="Times New Roman" w:eastAsia="Times New Roman" w:cs="Times New Roman"/>
+        </w:rPr>
+        <w:t xml:space="preserve"> </w:t>
+      </w:r>
+      <w:r>
+        <w:rPr>
+          <w:rFonts w:hint="eastAsia" w:ascii="Times New Roman" w:hAnsi="Times New Roman" w:eastAsia="Times New Roman" w:cs="Times New Roman"/>
+        </w:rPr>
+        <w:t xml:space="preserve">Cl，Br—O</w:t>
+      </w:r>
+      <w:r>
+        <w:rPr>
+          <w:rFonts w:ascii="Times New Roman" w:hAnsi="Times New Roman" w:eastAsia="Times New Roman" w:cs="Times New Roman"/>
+        </w:rPr>
+        <w:t xml:space="preserve"> </w:t>
+      </w:r>
+      <w:r>
+        <w:rPr>
+          <w:rFonts w:hint="eastAsia" w:ascii="Times New Roman" w:hAnsi="Times New Roman" w:eastAsia="FangSong" w:cs="Times New Roman"/>
+        </w:rPr>
+        <w:t>键较弱</w:t>
+      </w:r>
+      <w:r>
+        <w:rPr>
+          <w:rFonts w:hint="eastAsia" w:ascii="Times New Roman" w:hAnsi="Times New Roman" w:eastAsia="Times New Roman" w:cs="Times New Roman"/>
+        </w:rPr>
+        <w:t>、</w:t>
+      </w:r>
+      <w:r>
+        <w:rPr>
+          <w:rFonts w:hint="eastAsia" w:ascii="Times New Roman" w:hAnsi="Times New Roman" w:eastAsia="FangSong" w:cs="Times New Roman"/>
+        </w:rPr>
+        <w:t>易断裂</w:t>
+      </w:r>
+      <w:r>
+        <w:rPr>
+          <w:rFonts w:hint="eastAsia" w:ascii="Times New Roman" w:hAnsi="Times New Roman" w:eastAsia="Times New Roman" w:cs="Times New Roman"/>
+        </w:rPr>
+        <w:t>，</w:t>
+      </w:r>
+      <w:r>
+        <w:rPr>
+          <w:rFonts w:hint="eastAsia" w:ascii="Times New Roman" w:hAnsi="Times New Roman" w:eastAsia="FangSong" w:cs="Times New Roman"/>
+        </w:rPr>
+        <w:t>且</w:t>
+      </w:r>
+      <w:r>
+        <w:rPr>
+          <w:rFonts w:ascii="Times New Roman" w:hAnsi="Times New Roman" w:eastAsia="Times New Roman" w:cs="Times New Roman"/>
+        </w:rPr>
+        <w:t xml:space="preserve"> Br(Ⅶ) </w:t>
+      </w:r>
+      <w:r>
+        <w:rPr>
+          <w:rFonts w:hint="eastAsia" w:ascii="Times New Roman" w:hAnsi="Times New Roman" w:eastAsia="FangSong" w:cs="Times New Roman"/>
+        </w:rPr>
+        <w:t xml:space="preserve">的氧化性本就强于</w:t>
+      </w:r>
+      <w:r>
+        <w:rPr>
+          <w:rFonts w:ascii="Times New Roman" w:hAnsi="Times New Roman" w:eastAsia="Times New Roman" w:cs="Times New Roman"/>
+        </w:rPr>
+        <w:t xml:space="preserve"> </w:t>
+      </w:r>
+      <w:r>
+        <w:rPr>
+          <w:rFonts w:hint="eastAsia" w:ascii="Times New Roman" w:hAnsi="Times New Roman" w:eastAsia="Times New Roman" w:cs="Times New Roman"/>
+        </w:rPr>
+        <w:t>Cl(Ⅶ)（</w:t>
+      </w:r>
+      <w:r>
+        <w:rPr>
+          <w:rFonts w:hint="eastAsia" w:ascii="Times New Roman" w:hAnsi="Times New Roman" w:eastAsia="FangSong" w:cs="Times New Roman"/>
+        </w:rPr>
+        <w:t>同族从上到下高价氧化性递增</w:t>
+      </w:r>
+      <w:r>
+        <w:rPr>
+          <w:rFonts w:hint="eastAsia" w:ascii="Times New Roman" w:hAnsi="Times New Roman" w:eastAsia="Times New Roman" w:cs="Times New Roman"/>
+        </w:rPr>
+        <w:t>）。</w:t>
+      </w:r>
+      <w:r>
+        <w:rPr>
+          <w:rFonts w:ascii="Times New Roman" w:hAnsi="Times New Roman" w:eastAsia="Times New Roman" w:cs="Times New Roman"/>
+        </w:rPr>
+        <w:t xml:space="preserve"> </w:t>
+      </w:r>
+      <w:r>
+        <w:rPr>
+          <w:rFonts w:ascii="Times New Roman" w:hAnsi="Times New Roman" w:eastAsia="Times New Roman" w:cs="Times New Roman"/>
+        </w:rPr>
+        <w:t xml:space="preserve">&gt;</w:t>
+      </w:r>
+      <w:r>
+        <w:rPr>
+          <w:rFonts w:ascii="Times New Roman" w:hAnsi="Times New Roman" w:eastAsia="Times New Roman" w:cs="Times New Roman"/>
+        </w:rPr>
+        <w:t xml:space="preserve"> </w:t>
+      </w:r>
+      <w:r>
+        <w:rPr>
+          <w:rFonts w:hint="eastAsia" w:ascii="Times New Roman" w:hAnsi="Times New Roman" w:eastAsia="FangSong" w:cs="Times New Roman"/>
+          <w:b/>
+          <w:bCs/>
+        </w:rPr>
+        <w:t xml:space="preserve">口径提示</w:t>
+      </w:r>
+      <w:r>
+        <w:rPr>
+          <w:rFonts w:hint="eastAsia" w:ascii="Times New Roman" w:hAnsi="Times New Roman" w:eastAsia="Times New Roman" w:cs="Times New Roman"/>
+        </w:rPr>
+        <w:t xml:space="preserve">：「d</w:t>
+      </w:r>
+      <w:r>
+        <w:rPr>
+          <w:rFonts w:ascii="Times New Roman" w:hAnsi="Times New Roman" w:eastAsia="Times New Roman" w:cs="Times New Roman"/>
+        </w:rPr>
+        <w:t xml:space="preserve"> </w:t>
+      </w:r>
+      <w:r>
+        <w:rPr>
+          <w:rFonts w:hint="eastAsia" w:ascii="Times New Roman" w:hAnsi="Times New Roman" w:eastAsia="FangSong" w:cs="Times New Roman"/>
+        </w:rPr>
+        <w:t>轨道参与成键</w:t>
+      </w:r>
+      <w:r>
+        <w:rPr>
+          <w:rFonts w:hint="eastAsia" w:ascii="Times New Roman" w:hAnsi="Times New Roman" w:eastAsia="Times New Roman" w:cs="Times New Roman"/>
+        </w:rPr>
+        <w:t>」</w:t>
+      </w:r>
+      <w:r>
+        <w:rPr>
+          <w:rFonts w:hint="eastAsia" w:ascii="Times New Roman" w:hAnsi="Times New Roman" w:eastAsia="FangSong" w:cs="Times New Roman"/>
+        </w:rPr>
+        <w:t>是早期解释</w:t>
+      </w:r>
+      <w:r>
+        <w:rPr>
+          <w:rFonts w:hint="eastAsia" w:ascii="Times New Roman" w:hAnsi="Times New Roman" w:eastAsia="Times New Roman" w:cs="Times New Roman"/>
+        </w:rPr>
+        <w:t>，</w:t>
+      </w:r>
+      <w:r>
+        <w:rPr>
+          <w:rFonts w:hint="eastAsia" w:ascii="Times New Roman" w:hAnsi="Times New Roman" w:eastAsia="FangSong" w:cs="Times New Roman"/>
+        </w:rPr>
+        <w:t>现代认为主族元素</w:t>
+      </w:r>
+      <w:r>
+        <w:rPr>
+          <w:rFonts w:ascii="Times New Roman" w:hAnsi="Times New Roman" w:eastAsia="Times New Roman" w:cs="Times New Roman"/>
+        </w:rPr>
+        <w:t xml:space="preserve"> d </w:t>
+      </w:r>
+      <w:r>
+        <w:rPr>
+          <w:rFonts w:hint="eastAsia" w:ascii="Times New Roman" w:hAnsi="Times New Roman" w:eastAsia="FangSong" w:cs="Times New Roman"/>
+        </w:rPr>
+        <w:t>轨道能量过高</w:t>
+      </w:r>
+      <w:r>
+        <w:rPr>
+          <w:rFonts w:hint="eastAsia" w:ascii="Times New Roman" w:hAnsi="Times New Roman" w:eastAsia="Times New Roman" w:cs="Times New Roman"/>
+        </w:rPr>
+        <w:t>、</w:t>
+      </w:r>
+      <w:r>
+        <w:rPr>
+          <w:rFonts w:hint="eastAsia" w:ascii="Times New Roman" w:hAnsi="Times New Roman" w:eastAsia="FangSong" w:cs="Times New Roman"/>
+        </w:rPr>
+        <w:t>基本不参与成键</w:t>
+      </w:r>
+      <w:r>
+        <w:rPr>
+          <w:rFonts w:hint="eastAsia" w:ascii="Times New Roman" w:hAnsi="Times New Roman" w:eastAsia="Times New Roman" w:cs="Times New Roman"/>
+        </w:rPr>
+        <w:t>；</w:t>
+      </w:r>
+      <w:r>
+        <w:rPr>
+          <w:rFonts w:hint="eastAsia" w:ascii="Times New Roman" w:hAnsi="Times New Roman" w:eastAsia="FangSong" w:cs="Times New Roman"/>
+        </w:rPr>
+        <w:t>高价卤素含氧酸的不稳定性用</w:t>
+      </w:r>
+      <w:r>
+        <w:rPr>
+          <w:rFonts w:hint="eastAsia" w:ascii="Times New Roman" w:hAnsi="Times New Roman" w:eastAsia="Times New Roman" w:cs="Times New Roman"/>
+        </w:rPr>
+        <w:t>「</w:t>
+      </w:r>
+      <w:r>
+        <w:rPr>
+          <w:rFonts w:hint="eastAsia" w:ascii="Times New Roman" w:hAnsi="Times New Roman" w:eastAsia="FangSong" w:cs="Times New Roman"/>
+        </w:rPr>
+        <w:t>键能</w:t>
+      </w:r>
+      <w:r>
+        <w:rPr>
+          <w:rFonts w:ascii="Times New Roman" w:hAnsi="Times New Roman" w:eastAsia="Times New Roman" w:cs="Times New Roman"/>
+        </w:rPr>
+        <w:t xml:space="preserve"> + </w:t>
+      </w:r>
+      <w:r>
+        <w:rPr>
+          <w:rFonts w:hint="eastAsia" w:ascii="Times New Roman" w:hAnsi="Times New Roman" w:eastAsia="FangSong" w:cs="Times New Roman"/>
+        </w:rPr>
+        <w:t>中心原子氧化性</w:t>
+      </w:r>
+      <w:r>
+        <w:rPr>
+          <w:rFonts w:hint="eastAsia" w:ascii="Times New Roman" w:hAnsi="Times New Roman" w:eastAsia="Times New Roman" w:cs="Times New Roman"/>
+        </w:rPr>
+        <w:t>」</w:t>
+      </w:r>
+      <w:r>
+        <w:rPr>
+          <w:rFonts w:hint="eastAsia" w:ascii="Times New Roman" w:hAnsi="Times New Roman" w:eastAsia="FangSong" w:cs="Times New Roman"/>
+        </w:rPr>
+        <w:t>已足够解释</w:t>
+      </w:r>
+      <w:r>
+        <w:rPr>
+          <w:rFonts w:hint="eastAsia" w:ascii="Times New Roman" w:hAnsi="Times New Roman" w:eastAsia="Times New Roman" w:cs="Times New Roman"/>
+        </w:rPr>
+        <w:t>。</w:t>
       </w:r>
     </w:p>
     <w:p>
@@ -18721,7 +18921,8 @@
     <w:tbl>
       <w:tblPr>
         <w:tblStyle w:val="Table"/>
-        <w:tblW w:type="auto" w:w="0"/>
+        <w:tblW w:type="pct" w:w="5000"/>
+        <w:tblLayout w:type="fixed"/>
         <w:tblLook w:firstRow="1" w:lastRow="0" w:firstColumn="0" w:lastColumn="0" w:noHBand="0" w:noVBand="0" w:val="0020"/>
       </w:tblPr>
       <w:tblGrid>
@@ -18929,7 +19130,92 @@
               <w:rPr>
                 <w:rFonts w:hint="eastAsia" w:ascii="Times New Roman" w:hAnsi="Times New Roman" w:eastAsia="Times New Roman" w:cs="Times New Roman"/>
               </w:rPr>
-              <w:t>）</w:t>
+              <w:t>）；</w:t>
+            </w:r>
+            <w:r>
+              <w:rPr>
+                <w:rFonts w:hint="eastAsia" w:ascii="Times New Roman" w:hAnsi="Times New Roman" w:eastAsia="FangSong" w:cs="Times New Roman"/>
+              </w:rPr>
+              <w:t>实为</w:t>
+            </w:r>
+            <w:r>
+              <w:rPr>
+                <w:rFonts w:ascii="Times New Roman" w:hAnsi="Times New Roman" w:eastAsia="Times New Roman" w:cs="Times New Roman"/>
+              </w:rPr>
+              <w:t xml:space="preserve"> 3c-4e </w:t>
+            </w:r>
+            <w:r>
+              <w:rPr>
+                <w:rFonts w:hint="eastAsia" w:ascii="Times New Roman" w:hAnsi="Times New Roman" w:eastAsia="FangSong" w:cs="Times New Roman"/>
+              </w:rPr>
+              <w:t>键</w:t>
+            </w:r>
+            <w:r>
+              <w:rPr>
+                <w:rFonts w:hint="eastAsia" w:ascii="Times New Roman" w:hAnsi="Times New Roman" w:eastAsia="Times New Roman" w:cs="Times New Roman"/>
+              </w:rPr>
+              <w:t>，sp</w:t>
+            </w:r>
+            <w:r>
+              <w:rPr>
+                <w:rFonts w:hint="eastAsia" w:ascii="Times New Roman" w:hAnsi="Times New Roman" w:eastAsia="Times New Roman" w:cs="Times New Roman"/>
+                <w:vertAlign w:val="superscript"/>
+              </w:rPr>
+              <w:t>3</w:t>
+            </w:r>
+            <w:r>
+              <w:rPr>
+                <w:rFonts w:hint="eastAsia" w:ascii="Times New Roman" w:hAnsi="Times New Roman" w:eastAsia="Times New Roman" w:cs="Times New Roman"/>
+              </w:rPr>
+              <w:t>d</w:t>
+            </w:r>
+            <w:r>
+              <w:rPr>
+                <w:rFonts w:ascii="Times New Roman" w:hAnsi="Times New Roman" w:eastAsia="Times New Roman" w:cs="Times New Roman"/>
+              </w:rPr>
+              <w:t xml:space="preserve"> </w:t>
+            </w:r>
+            <w:r>
+              <w:rPr>
+                <w:rFonts w:hint="eastAsia" w:ascii="Times New Roman" w:hAnsi="Times New Roman" w:eastAsia="FangSong" w:cs="Times New Roman"/>
+              </w:rPr>
+              <w:t xml:space="preserve">仅是</w:t>
+            </w:r>
+            <w:r>
+              <w:rPr>
+                <w:rFonts w:ascii="Times New Roman" w:hAnsi="Times New Roman" w:eastAsia="Times New Roman" w:cs="Times New Roman"/>
+              </w:rPr>
+              <w:t xml:space="preserve"> VSEPR </w:t>
+            </w:r>
+            <w:r>
+              <w:rPr>
+                <w:rFonts w:hint="eastAsia" w:ascii="Times New Roman" w:hAnsi="Times New Roman" w:eastAsia="FangSong" w:cs="Times New Roman"/>
+              </w:rPr>
+              <w:t>简化记法</w:t>
+            </w:r>
+            <w:r>
+              <w:rPr>
+                <w:rFonts w:hint="eastAsia" w:ascii="Times New Roman" w:hAnsi="Times New Roman" w:eastAsia="Times New Roman" w:cs="Times New Roman"/>
+              </w:rPr>
+              <w:t>，</w:t>
+            </w:r>
+            <w:r>
+              <w:rPr>
+                <w:rFonts w:hint="eastAsia" w:ascii="Times New Roman" w:hAnsi="Times New Roman" w:eastAsia="FangSong" w:cs="Times New Roman"/>
+              </w:rPr>
+              <w:t>成键本质是</w:t>
+            </w:r>
+            <w:r>
+              <w:rPr>
+                <w:rFonts w:ascii="Times New Roman" w:hAnsi="Times New Roman" w:eastAsia="Times New Roman" w:cs="Times New Roman"/>
+              </w:rPr>
+              <w:t xml:space="preserve"> p </w:t>
+            </w:r>
+            <w:r>
+              <w:rPr>
+                <w:rFonts w:hint="eastAsia" w:ascii="Times New Roman" w:hAnsi="Times New Roman" w:eastAsia="FangSong" w:cs="Times New Roman"/>
+              </w:rPr>
+              <w:t xml:space="preserve">轨道三中心组合</w:t>
             </w:r>
           </w:p>
         </w:tc>
@@ -40809,60 +41095,6 @@
           <w:rFonts w:hint="eastAsia" w:ascii="Times New Roman" w:hAnsi="Times New Roman" w:eastAsia="Times New Roman" w:cs="Times New Roman"/>
         </w:rPr>
         <w:t>：</w:t>
-      </w:r>
-      <w:r>
-        <w:rPr>
-          <w:rFonts w:hint="eastAsia" w:ascii="Times New Roman" w:hAnsi="Times New Roman" w:eastAsia="FangSong" w:cs="Times New Roman"/>
-        </w:rPr>
-        <w:t>题</w:t>
-      </w:r>
-      <w:r>
-        <w:rPr>
-          <w:rFonts w:hint="eastAsia" w:ascii="Times New Roman" w:hAnsi="Times New Roman" w:eastAsia="Times New Roman" w:cs="Times New Roman"/>
-        </w:rPr>
-        <w:t>-039-4-</w:t>
-      </w:r>
-      <w:r>
-        <w:rPr>
-          <w:rFonts w:hint="eastAsia" w:ascii="Times New Roman" w:hAnsi="Times New Roman" w:eastAsia="FangSong" w:cs="Times New Roman"/>
-        </w:rPr>
-        <w:t>碘量法测定</w:t>
-      </w:r>
-      <w:r>
-        <w:rPr>
-          <w:rFonts w:hint="eastAsia" w:ascii="Times New Roman" w:hAnsi="Times New Roman" w:eastAsia="Times New Roman" w:cs="Times New Roman"/>
-        </w:rPr>
-        <w:t>KI</w:t>
-      </w:r>
-      <w:r>
-        <w:rPr>
-          <w:rFonts w:hint="eastAsia" w:ascii="Times New Roman" w:hAnsi="Times New Roman" w:eastAsia="FangSong" w:cs="Times New Roman"/>
-        </w:rPr>
-        <w:t>浓度</w:t>
-      </w:r>
-      <w:r>
-        <w:rPr>
-          <w:rFonts w:hint="eastAsia" w:ascii="Times New Roman" w:hAnsi="Times New Roman" w:eastAsia="Times New Roman" w:cs="Times New Roman"/>
-        </w:rPr>
-        <w:t>（39</w:t>
-      </w:r>
-      <w:r>
-        <w:rPr>
-          <w:rFonts w:hint="eastAsia" w:ascii="Times New Roman" w:hAnsi="Times New Roman" w:eastAsia="FangSong" w:cs="Times New Roman"/>
-        </w:rPr>
-        <w:t>届初赛</w:t>
-      </w:r>
-      <w:r>
-        <w:rPr>
-          <w:rFonts w:hint="eastAsia" w:ascii="Times New Roman" w:hAnsi="Times New Roman" w:eastAsia="Times New Roman" w:cs="Times New Roman"/>
-        </w:rPr>
-        <w:t>）·</w:t>
-      </w:r>
-      <w:r>
-        <w:rPr>
-          <w:rFonts w:ascii="Times New Roman" w:hAnsi="Times New Roman" w:eastAsia="Times New Roman" w:cs="Times New Roman"/>
-        </w:rPr>
-        <w:t xml:space="preserve"> </w:t>
       </w:r>
       <w:r>
         <w:rPr>
